--- a/RFI-Docs/Michigan Advance 7-11-24--U.S. lawmakers, advocates ask FDA to approve use of psychedelics for PTSD treatment.docx
+++ b/RFI-Docs/Michigan Advance 7-11-24--U.S. lawmakers, advocates ask FDA to approve use of psychedelics for PTSD treatment.docx
@@ -4,8 +4,123 @@
   <w:body>
     <w:p>
       <w:pPr>
+        <w:jc w:val="left"/>
+      </w:pPr>
+      <w:r>
+        <w:rPr>
+          <w:color w:val="646464"/>
+          <w:sz w:val="18"/>
+        </w:rPr>
+        <w:t>Document: Michigan Advance 7-11-24--U.S. lawmakers, advocates ask FDA to approve use of psychedelics for PTSD treatment.docx</w:t>
+      </w:r>
+    </w:p>
+    <w:p>
+      <w:pPr>
+        <w:jc w:val="left"/>
+      </w:pPr>
+      <w:r>
+        <w:rPr>
+          <w:color w:val="646464"/>
+          <w:sz w:val="18"/>
+        </w:rPr>
+        <w:t>Title: Michigan Advance 7-11-24--U.S. lawmakers, advocates ask FDA to approve use of psychedelics for PTSD treatment</w:t>
+      </w:r>
+    </w:p>
+    <w:p>
+      <w:pPr>
+        <w:jc w:val="left"/>
+      </w:pPr>
+      <w:r>
+        <w:rPr>
+          <w:color w:val="646464"/>
+          <w:sz w:val="18"/>
+        </w:rPr>
+        <w:t>Topic: Psychedelics | Type: News Articles</w:t>
+      </w:r>
+    </w:p>
+    <w:p>
+      <w:pPr>
+        <w:jc w:val="left"/>
+      </w:pPr>
+      <w:r>
+        <w:rPr>
+          <w:color w:val="646464"/>
+          <w:sz w:val="18"/>
+        </w:rPr>
+        <w:t>Created: 2024-07-12 | By: Richman, Michael (VACO)</w:t>
+      </w:r>
+    </w:p>
+    <w:p>
+      <w:pPr>
+        <w:jc w:val="left"/>
+      </w:pPr>
+      <w:r>
+        <w:rPr>
+          <w:color w:val="646464"/>
+          <w:sz w:val="18"/>
+        </w:rPr>
+        <w:t>Modified: 2024-07-12 | By: Richman, Michael (VACO)</w:t>
+      </w:r>
+    </w:p>
+    <w:p>
+      <w:pPr>
+        <w:jc w:val="left"/>
+      </w:pPr>
+      <w:r>
+        <w:rPr>
+          <w:color w:val="C8C8C8"/>
+          <w:sz w:val="16"/>
+        </w:rPr>
+        <w:t>────────────────────────────────────────────────────────────────────────────────</w:t>
+      </w:r>
+    </w:p>
+    <w:p>
+      <w:pPr>
+        <w:jc w:val="left"/>
+      </w:pPr>
+      <w:r/>
+    </w:p>
+    <w:p>
+      <w:pPr>
+        <w:jc w:val="left"/>
+      </w:pPr>
+      <w:r>
+        <w:rPr>
+          <w:color w:val="646464"/>
+          <w:sz w:val="18"/>
+        </w:rPr>
+        <w:t>Topic: Psychedelics | Type: News Articles</w:t>
+      </w:r>
+    </w:p>
+    <w:p>
+      <w:pPr>
+        <w:jc w:val="left"/>
+      </w:pPr>
+      <w:r>
+        <w:rPr>
+          <w:color w:val="646464"/>
+          <w:sz w:val="18"/>
+        </w:rPr>
+        <w:t>Created: 2024-07-12 | By: Richman, Michael (VACO)</w:t>
+      </w:r>
+    </w:p>
+    <w:p>
+      <w:pPr>
+        <w:jc w:val="left"/>
+      </w:pPr>
+      <w:r>
+        <w:rPr>
+          <w:color w:val="646464"/>
+          <w:sz w:val="18"/>
+        </w:rPr>
+        <w:t>Modified: 2024-07-12 | By: Richman, Michael (VACO)</w:t>
+      </w:r>
+    </w:p>
+    <w:p>
+      <w:pPr>
         <w:shd w:val="clear" w:color="auto" w:fill="FFFFFF"/>
         <w:spacing w:after="100" w:afterAutospacing="1" w:line="780" w:lineRule="atLeast"/>
+        <w:jc w:val="left"/>
         <w:outlineLvl w:val="0"/>
         <w:rPr>
           <w:rFonts w:ascii="Barlow" w:eastAsia="Times New Roman" w:hAnsi="Barlow" w:cs="Segoe UI"/>
@@ -20,16 +135,10 @@
       </w:pPr>
       <w:r>
         <w:rPr>
-          <w:rFonts w:ascii="Barlow" w:eastAsia="Times New Roman" w:hAnsi="Barlow" w:cs="Segoe UI"/>
-          <w:b/>
-          <w:bCs/>
-          <w:color w:val="212529"/>
-          <w:kern w:val="36"/>
-          <w:sz w:val="72"/>
-          <w:szCs w:val="72"/>
-          <w14:ligatures w14:val="none"/>
-        </w:rPr>
-        <w:t>U.S. lawmakers, advocates ask FDA to approve use of psychedelics for PTSD treatment</w:t>
+          <w:color w:val="C8C8C8"/>
+          <w:sz w:val="16"/>
+        </w:rPr>
+        <w:t>────────────────────────────────────────────────────────────────────────────────</w:t>
       </w:r>
     </w:p>
     <w:p>
@@ -46,61 +155,7 @@
           <w14:ligatures w14:val="none"/>
         </w:rPr>
       </w:pPr>
-      <w:r>
-        <w:rPr>
-          <w:rFonts w:ascii="Barlow" w:eastAsia="Times New Roman" w:hAnsi="Barlow" w:cs="Segoe UI"/>
-          <w:caps/>
-          <w:color w:val="212529"/>
-          <w:kern w:val="0"/>
-          <w:sz w:val="21"/>
-          <w:szCs w:val="21"/>
-          <w14:ligatures w14:val="none"/>
-        </w:rPr>
-        <w:t>BY: </w:t>
-      </w:r>
-      <w:hyperlink r:id="rId5" w:tooltip="Posts by Lucy Valeski" w:history="1">
-        <w:r>
-          <w:rPr>
-            <w:rFonts w:ascii="Barlow" w:eastAsia="Times New Roman" w:hAnsi="Barlow" w:cs="Segoe UI"/>
-            <w:b/>
-            <w:bCs/>
-            <w:caps/>
-            <w:color w:val="0000FF"/>
-            <w:kern w:val="0"/>
-            <w:sz w:val="23"/>
-            <w:szCs w:val="23"/>
-            <w:u w:val="single"/>
-            <w14:ligatures w14:val="none"/>
-          </w:rPr>
-          <w:t>LUCY VALESKI</w:t>
-        </w:r>
-      </w:hyperlink>
-      <w:r>
-        <w:rPr>
-          <w:rFonts w:ascii="Barlow" w:eastAsia="Times New Roman" w:hAnsi="Barlow" w:cs="Segoe UI"/>
-          <w:b/>
-          <w:bCs/>
-          <w:caps/>
-          <w:color w:val="212529"/>
-          <w:kern w:val="0"/>
-          <w:sz w:val="23"/>
-          <w:szCs w:val="23"/>
-          <w14:ligatures w14:val="none"/>
-        </w:rPr>
-        <w:t> </w:t>
-      </w:r>
-      <w:r>
-        <w:rPr>
-          <w:rFonts w:ascii="Barlow" w:eastAsia="Times New Roman" w:hAnsi="Barlow" w:cs="Segoe UI"/>
-          <w:caps/>
-          <w:color w:val="212529"/>
-          <w:kern w:val="0"/>
-          <w:sz w:val="21"/>
-          <w:szCs w:val="21"/>
-          <w14:ligatures w14:val="none"/>
-        </w:rPr>
-        <w:t>- JULY 11, 2024 3:02 PM</w:t>
-      </w:r>
+      <w:r/>
     </w:p>
     <w:p>
       <w:pPr>
